--- a/data/output/Kurzgesagt_en.docx
+++ b/data/output/Kurzgesagt_en.docx
@@ -38,7 +38,7 @@
         <w:t xml:space="preserve">Idioma: </w:t>
       </w:r>
       <w:r>
-        <w:t>pt (100%)</w:t>
+        <w:t>en (100%)</w:t>
       </w:r>
     </w:p>
     <w:p>
@@ -60,7 +60,7 @@
         <w:t xml:space="preserve">Palavras: </w:t>
       </w:r>
       <w:r>
-        <w:t>78</w:t>
+        <w:t>73</w:t>
       </w:r>
     </w:p>
     <w:p>
@@ -73,7 +73,7 @@
     </w:p>
     <w:p>
       <w:r>
-        <w:t>Você existe em um lugar realmente secreto. Ninguém, mas você, pode entrar. Sua mente. Quando falamos de mente, estamos falando do lugar onde você, seja o que for, existe. É a totalidade do seu mundo interior, a localização da sua consciência e lembranças, o setor de ferramentas da sua inteligência. É o lugar onde todos os seus desejos, pensamentos e emoções acontecem. Onde você pensa, aprende, sonha e imagina coisas. Consciente e inconsciente. Sua mente é seu lugar.</w:t>
+        <w:t>You exist in a truly secret place, nobody but you can enter. Your mind. When we say mind, we mean the place where you, whatever you are, exist. It's the totality of your inner world, the location of your consciousness and memories, the toolset of your intelligence. It's the place where all of your wants, thoughts and emotions happen, where you think, learn, dream, and imagine things, consciously and unconsciously. Your mind is...</w:t>
       </w:r>
     </w:p>
     <w:p>
@@ -90,10 +90,10 @@
           <w:b/>
           <w:color w:val="888888"/>
         </w:rPr>
-        <w:t xml:space="preserve">[00:00:00,000 → 00:00:05,000]  </w:t>
+        <w:t xml:space="preserve">[00:00:00,000 → 00:00:11,000]  </w:t>
       </w:r>
       <w:r>
-        <w:t>Você existe em um lugar realmente secreto. Ninguém, mas você, pode entrar.</w:t>
+        <w:t>You exist in a truly secret place, nobody but you can enter. Your mind. When we say mind, we mean the place where you, whatever you are, exist.</w:t>
       </w:r>
     </w:p>
     <w:p>
@@ -102,10 +102,10 @@
           <w:b/>
           <w:color w:val="888888"/>
         </w:rPr>
-        <w:t xml:space="preserve">[00:00:05,000 → 00:00:07,000]  </w:t>
+        <w:t xml:space="preserve">[00:00:11,000 → 00:00:18,000]  </w:t>
       </w:r>
       <w:r>
-        <w:t>Sua mente.</w:t>
+        <w:t>It's the totality of your inner world, the location of your consciousness and memories, the toolset of your intelligence.</w:t>
       </w:r>
     </w:p>
     <w:p>
@@ -114,70 +114,10 @@
           <w:b/>
           <w:color w:val="888888"/>
         </w:rPr>
-        <w:t xml:space="preserve">[00:00:07,000 → 00:00:11,000]  </w:t>
+        <w:t xml:space="preserve">[00:00:18,000 → 00:00:29,000]  </w:t>
       </w:r>
       <w:r>
-        <w:t>Quando falamos de mente, estamos falando do lugar onde você, seja o que for, existe.</w:t>
-      </w:r>
-    </w:p>
-    <w:p>
-      <w:r>
-        <w:rPr>
-          <w:b/>
-          <w:color w:val="888888"/>
-        </w:rPr>
-        <w:t xml:space="preserve">[00:00:11,000 → 00:00:16,000]  </w:t>
-      </w:r>
-      <w:r>
-        <w:t>É a totalidade do seu mundo interior, a localização da sua consciência e lembranças,</w:t>
-      </w:r>
-    </w:p>
-    <w:p>
-      <w:r>
-        <w:rPr>
-          <w:b/>
-          <w:color w:val="888888"/>
-        </w:rPr>
-        <w:t xml:space="preserve">[00:00:16,000 → 00:00:18,000]  </w:t>
-      </w:r>
-      <w:r>
-        <w:t>o setor de ferramentas da sua inteligência.</w:t>
-      </w:r>
-    </w:p>
-    <w:p>
-      <w:r>
-        <w:rPr>
-          <w:b/>
-          <w:color w:val="888888"/>
-        </w:rPr>
-        <w:t xml:space="preserve">[00:00:18,000 → 00:00:22,000]  </w:t>
-      </w:r>
-      <w:r>
-        <w:t>É o lugar onde todos os seus desejos, pensamentos e emoções acontecem.</w:t>
-      </w:r>
-    </w:p>
-    <w:p>
-      <w:r>
-        <w:rPr>
-          <w:b/>
-          <w:color w:val="888888"/>
-        </w:rPr>
-        <w:t xml:space="preserve">[00:00:22,000 → 00:00:26,000]  </w:t>
-      </w:r>
-      <w:r>
-        <w:t>Onde você pensa, aprende, sonha e imagina coisas.</w:t>
-      </w:r>
-    </w:p>
-    <w:p>
-      <w:r>
-        <w:rPr>
-          <w:b/>
-          <w:color w:val="888888"/>
-        </w:rPr>
-        <w:t xml:space="preserve">[00:00:26,000 → 00:00:29,000]  </w:t>
-      </w:r>
-      <w:r>
-        <w:t>Consciente e inconsciente.</w:t>
+        <w:t>It's the place where all of your wants, thoughts and emotions happen, where you think, learn, dream, and imagine things, consciously and unconsciously.</w:t>
       </w:r>
     </w:p>
     <w:p>
@@ -189,7 +129,7 @@
         <w:t xml:space="preserve">[00:00:29,000 → 00:00:31,000]  </w:t>
       </w:r>
       <w:r>
-        <w:t>Sua mente é seu lugar.</w:t>
+        <w:t>Your mind is...</w:t>
       </w:r>
     </w:p>
     <w:sectPr>
